--- a/Task2/Asset Log.docx
+++ b/Task2/Asset Log.docx
@@ -184,6 +184,925 @@
               <w:t>13/04/2026</w:t>
             </w:r>
           </w:p>
+        </w:tc>
+      </w:tr>
+      <w:tr>
+        <w:tc>
+          <w:tcPr>
+            <w:tcW w:w="2293" w:type="dxa"/>
+          </w:tcPr>
+          <w:p>
+            <w:r>
+              <w:t>bajarita-berner-rose-75320</w:t>
+            </w:r>
+          </w:p>
+        </w:tc>
+        <w:tc>
+          <w:tcPr>
+            <w:tcW w:w="2357" w:type="dxa"/>
+          </w:tcPr>
+          <w:p>
+            <w:r>
+              <w:t>To be used as an image for the produce being sold</w:t>
+            </w:r>
+          </w:p>
+        </w:tc>
+        <w:tc>
+          <w:tcPr>
+            <w:tcW w:w="2239" w:type="dxa"/>
+          </w:tcPr>
+          <w:p>
+            <w:hyperlink r:id="rId9" w:history="1">
+              <w:r>
+                <w:rPr>
+                  <w:rStyle w:val="Hyperlink"/>
+                </w:rPr>
+                <w:t xml:space="preserve">Berner Rose Apple Basket Apples - Free photo on </w:t>
+              </w:r>
+              <w:proofErr w:type="spellStart"/>
+              <w:r>
+                <w:rPr>
+                  <w:rStyle w:val="Hyperlink"/>
+                </w:rPr>
+                <w:t>Pixabay</w:t>
+              </w:r>
+              <w:proofErr w:type="spellEnd"/>
+            </w:hyperlink>
+          </w:p>
+        </w:tc>
+        <w:tc>
+          <w:tcPr>
+            <w:tcW w:w="2127" w:type="dxa"/>
+          </w:tcPr>
+          <w:p>
+            <w:r>
+              <w:t>14/04/2026</w:t>
+            </w:r>
+          </w:p>
+        </w:tc>
+      </w:tr>
+      <w:tr>
+        <w:tc>
+          <w:tcPr>
+            <w:tcW w:w="2293" w:type="dxa"/>
+          </w:tcPr>
+          <w:p>
+            <w:r>
+              <w:t>jackmac34-carrots-673184_1920</w:t>
+            </w:r>
+          </w:p>
+        </w:tc>
+        <w:tc>
+          <w:tcPr>
+            <w:tcW w:w="2357" w:type="dxa"/>
+          </w:tcPr>
+          <w:p>
+            <w:r>
+              <w:t>To be used as an image for the produce being sold</w:t>
+            </w:r>
+          </w:p>
+        </w:tc>
+        <w:tc>
+          <w:tcPr>
+            <w:tcW w:w="2239" w:type="dxa"/>
+          </w:tcPr>
+          <w:p>
+            <w:hyperlink r:id="rId10" w:history="1">
+              <w:r>
+                <w:rPr>
+                  <w:rStyle w:val="Hyperlink"/>
+                </w:rPr>
+                <w:t xml:space="preserve">Carrots Basket Vegetables - Free photo on </w:t>
+              </w:r>
+              <w:proofErr w:type="spellStart"/>
+              <w:r>
+                <w:rPr>
+                  <w:rStyle w:val="Hyperlink"/>
+                </w:rPr>
+                <w:t>Pixabay</w:t>
+              </w:r>
+              <w:proofErr w:type="spellEnd"/>
+            </w:hyperlink>
+          </w:p>
+        </w:tc>
+        <w:tc>
+          <w:tcPr>
+            <w:tcW w:w="2127" w:type="dxa"/>
+          </w:tcPr>
+          <w:p>
+            <w:r>
+              <w:t>14/04/2026</w:t>
+            </w:r>
+          </w:p>
+        </w:tc>
+      </w:tr>
+      <w:tr>
+        <w:tc>
+          <w:tcPr>
+            <w:tcW w:w="2293" w:type="dxa"/>
+          </w:tcPr>
+          <w:p>
+            <w:r>
+              <w:t>jackmac34-basket-strawberries-2208356</w:t>
+            </w:r>
+          </w:p>
+        </w:tc>
+        <w:tc>
+          <w:tcPr>
+            <w:tcW w:w="2357" w:type="dxa"/>
+          </w:tcPr>
+          <w:p>
+            <w:r>
+              <w:t>To be used as an image for the produce being sold</w:t>
+            </w:r>
+          </w:p>
+        </w:tc>
+        <w:tc>
+          <w:tcPr>
+            <w:tcW w:w="2239" w:type="dxa"/>
+          </w:tcPr>
+          <w:p>
+            <w:hyperlink r:id="rId11" w:history="1">
+              <w:r>
+                <w:rPr>
+                  <w:rStyle w:val="Hyperlink"/>
+                </w:rPr>
+                <w:t xml:space="preserve">Basket Strawberries - Free photo on </w:t>
+              </w:r>
+              <w:proofErr w:type="spellStart"/>
+              <w:r>
+                <w:rPr>
+                  <w:rStyle w:val="Hyperlink"/>
+                </w:rPr>
+                <w:t>Pixabay</w:t>
+              </w:r>
+              <w:proofErr w:type="spellEnd"/>
+            </w:hyperlink>
+          </w:p>
+        </w:tc>
+        <w:tc>
+          <w:tcPr>
+            <w:tcW w:w="2127" w:type="dxa"/>
+          </w:tcPr>
+          <w:p>
+            <w:r>
+              <w:t>14/04/2026</w:t>
+            </w:r>
+          </w:p>
+        </w:tc>
+      </w:tr>
+      <w:tr>
+        <w:tc>
+          <w:tcPr>
+            <w:tcW w:w="2293" w:type="dxa"/>
+          </w:tcPr>
+          <w:p/>
+        </w:tc>
+        <w:tc>
+          <w:tcPr>
+            <w:tcW w:w="2357" w:type="dxa"/>
+          </w:tcPr>
+          <w:p/>
+        </w:tc>
+        <w:tc>
+          <w:tcPr>
+            <w:tcW w:w="2239" w:type="dxa"/>
+          </w:tcPr>
+          <w:p/>
+        </w:tc>
+        <w:tc>
+          <w:tcPr>
+            <w:tcW w:w="2127" w:type="dxa"/>
+          </w:tcPr>
+          <w:p/>
+        </w:tc>
+      </w:tr>
+      <w:tr>
+        <w:tc>
+          <w:tcPr>
+            <w:tcW w:w="2293" w:type="dxa"/>
+          </w:tcPr>
+          <w:p/>
+        </w:tc>
+        <w:tc>
+          <w:tcPr>
+            <w:tcW w:w="2357" w:type="dxa"/>
+          </w:tcPr>
+          <w:p/>
+        </w:tc>
+        <w:tc>
+          <w:tcPr>
+            <w:tcW w:w="2239" w:type="dxa"/>
+          </w:tcPr>
+          <w:p/>
+        </w:tc>
+        <w:tc>
+          <w:tcPr>
+            <w:tcW w:w="2127" w:type="dxa"/>
+          </w:tcPr>
+          <w:p/>
+        </w:tc>
+      </w:tr>
+      <w:tr>
+        <w:tc>
+          <w:tcPr>
+            <w:tcW w:w="2293" w:type="dxa"/>
+          </w:tcPr>
+          <w:p/>
+        </w:tc>
+        <w:tc>
+          <w:tcPr>
+            <w:tcW w:w="2357" w:type="dxa"/>
+          </w:tcPr>
+          <w:p/>
+        </w:tc>
+        <w:tc>
+          <w:tcPr>
+            <w:tcW w:w="2239" w:type="dxa"/>
+          </w:tcPr>
+          <w:p/>
+        </w:tc>
+        <w:tc>
+          <w:tcPr>
+            <w:tcW w:w="2127" w:type="dxa"/>
+          </w:tcPr>
+          <w:p/>
+        </w:tc>
+      </w:tr>
+      <w:tr>
+        <w:tc>
+          <w:tcPr>
+            <w:tcW w:w="2293" w:type="dxa"/>
+          </w:tcPr>
+          <w:p/>
+        </w:tc>
+        <w:tc>
+          <w:tcPr>
+            <w:tcW w:w="2357" w:type="dxa"/>
+          </w:tcPr>
+          <w:p/>
+        </w:tc>
+        <w:tc>
+          <w:tcPr>
+            <w:tcW w:w="2239" w:type="dxa"/>
+          </w:tcPr>
+          <w:p/>
+        </w:tc>
+        <w:tc>
+          <w:tcPr>
+            <w:tcW w:w="2127" w:type="dxa"/>
+          </w:tcPr>
+          <w:p/>
+        </w:tc>
+      </w:tr>
+      <w:tr>
+        <w:tc>
+          <w:tcPr>
+            <w:tcW w:w="2293" w:type="dxa"/>
+          </w:tcPr>
+          <w:p/>
+        </w:tc>
+        <w:tc>
+          <w:tcPr>
+            <w:tcW w:w="2357" w:type="dxa"/>
+          </w:tcPr>
+          <w:p/>
+        </w:tc>
+        <w:tc>
+          <w:tcPr>
+            <w:tcW w:w="2239" w:type="dxa"/>
+          </w:tcPr>
+          <w:p/>
+        </w:tc>
+        <w:tc>
+          <w:tcPr>
+            <w:tcW w:w="2127" w:type="dxa"/>
+          </w:tcPr>
+          <w:p/>
+        </w:tc>
+      </w:tr>
+      <w:tr>
+        <w:tc>
+          <w:tcPr>
+            <w:tcW w:w="2293" w:type="dxa"/>
+          </w:tcPr>
+          <w:p/>
+        </w:tc>
+        <w:tc>
+          <w:tcPr>
+            <w:tcW w:w="2357" w:type="dxa"/>
+          </w:tcPr>
+          <w:p/>
+        </w:tc>
+        <w:tc>
+          <w:tcPr>
+            <w:tcW w:w="2239" w:type="dxa"/>
+          </w:tcPr>
+          <w:p/>
+        </w:tc>
+        <w:tc>
+          <w:tcPr>
+            <w:tcW w:w="2127" w:type="dxa"/>
+          </w:tcPr>
+          <w:p/>
+        </w:tc>
+      </w:tr>
+      <w:tr>
+        <w:tc>
+          <w:tcPr>
+            <w:tcW w:w="2293" w:type="dxa"/>
+          </w:tcPr>
+          <w:p/>
+        </w:tc>
+        <w:tc>
+          <w:tcPr>
+            <w:tcW w:w="2357" w:type="dxa"/>
+          </w:tcPr>
+          <w:p/>
+        </w:tc>
+        <w:tc>
+          <w:tcPr>
+            <w:tcW w:w="2239" w:type="dxa"/>
+          </w:tcPr>
+          <w:p/>
+        </w:tc>
+        <w:tc>
+          <w:tcPr>
+            <w:tcW w:w="2127" w:type="dxa"/>
+          </w:tcPr>
+          <w:p/>
+        </w:tc>
+      </w:tr>
+      <w:tr>
+        <w:tc>
+          <w:tcPr>
+            <w:tcW w:w="2293" w:type="dxa"/>
+          </w:tcPr>
+          <w:p/>
+        </w:tc>
+        <w:tc>
+          <w:tcPr>
+            <w:tcW w:w="2357" w:type="dxa"/>
+          </w:tcPr>
+          <w:p/>
+        </w:tc>
+        <w:tc>
+          <w:tcPr>
+            <w:tcW w:w="2239" w:type="dxa"/>
+          </w:tcPr>
+          <w:p/>
+        </w:tc>
+        <w:tc>
+          <w:tcPr>
+            <w:tcW w:w="2127" w:type="dxa"/>
+          </w:tcPr>
+          <w:p/>
+        </w:tc>
+      </w:tr>
+      <w:tr>
+        <w:tc>
+          <w:tcPr>
+            <w:tcW w:w="2293" w:type="dxa"/>
+          </w:tcPr>
+          <w:p/>
+        </w:tc>
+        <w:tc>
+          <w:tcPr>
+            <w:tcW w:w="2357" w:type="dxa"/>
+          </w:tcPr>
+          <w:p/>
+        </w:tc>
+        <w:tc>
+          <w:tcPr>
+            <w:tcW w:w="2239" w:type="dxa"/>
+          </w:tcPr>
+          <w:p/>
+        </w:tc>
+        <w:tc>
+          <w:tcPr>
+            <w:tcW w:w="2127" w:type="dxa"/>
+          </w:tcPr>
+          <w:p/>
+        </w:tc>
+      </w:tr>
+      <w:tr>
+        <w:tc>
+          <w:tcPr>
+            <w:tcW w:w="2293" w:type="dxa"/>
+          </w:tcPr>
+          <w:p/>
+        </w:tc>
+        <w:tc>
+          <w:tcPr>
+            <w:tcW w:w="2357" w:type="dxa"/>
+          </w:tcPr>
+          <w:p/>
+        </w:tc>
+        <w:tc>
+          <w:tcPr>
+            <w:tcW w:w="2239" w:type="dxa"/>
+          </w:tcPr>
+          <w:p/>
+        </w:tc>
+        <w:tc>
+          <w:tcPr>
+            <w:tcW w:w="2127" w:type="dxa"/>
+          </w:tcPr>
+          <w:p/>
+        </w:tc>
+      </w:tr>
+      <w:tr>
+        <w:tc>
+          <w:tcPr>
+            <w:tcW w:w="2293" w:type="dxa"/>
+          </w:tcPr>
+          <w:p/>
+        </w:tc>
+        <w:tc>
+          <w:tcPr>
+            <w:tcW w:w="2357" w:type="dxa"/>
+          </w:tcPr>
+          <w:p/>
+        </w:tc>
+        <w:tc>
+          <w:tcPr>
+            <w:tcW w:w="2239" w:type="dxa"/>
+          </w:tcPr>
+          <w:p/>
+        </w:tc>
+        <w:tc>
+          <w:tcPr>
+            <w:tcW w:w="2127" w:type="dxa"/>
+          </w:tcPr>
+          <w:p/>
+        </w:tc>
+      </w:tr>
+      <w:tr>
+        <w:tc>
+          <w:tcPr>
+            <w:tcW w:w="2293" w:type="dxa"/>
+          </w:tcPr>
+          <w:p/>
+        </w:tc>
+        <w:tc>
+          <w:tcPr>
+            <w:tcW w:w="2357" w:type="dxa"/>
+          </w:tcPr>
+          <w:p/>
+        </w:tc>
+        <w:tc>
+          <w:tcPr>
+            <w:tcW w:w="2239" w:type="dxa"/>
+          </w:tcPr>
+          <w:p/>
+        </w:tc>
+        <w:tc>
+          <w:tcPr>
+            <w:tcW w:w="2127" w:type="dxa"/>
+          </w:tcPr>
+          <w:p/>
+        </w:tc>
+      </w:tr>
+      <w:tr>
+        <w:tc>
+          <w:tcPr>
+            <w:tcW w:w="2293" w:type="dxa"/>
+          </w:tcPr>
+          <w:p/>
+        </w:tc>
+        <w:tc>
+          <w:tcPr>
+            <w:tcW w:w="2357" w:type="dxa"/>
+          </w:tcPr>
+          <w:p/>
+        </w:tc>
+        <w:tc>
+          <w:tcPr>
+            <w:tcW w:w="2239" w:type="dxa"/>
+          </w:tcPr>
+          <w:p/>
+        </w:tc>
+        <w:tc>
+          <w:tcPr>
+            <w:tcW w:w="2127" w:type="dxa"/>
+          </w:tcPr>
+          <w:p/>
+        </w:tc>
+      </w:tr>
+      <w:tr>
+        <w:tc>
+          <w:tcPr>
+            <w:tcW w:w="2293" w:type="dxa"/>
+          </w:tcPr>
+          <w:p/>
+        </w:tc>
+        <w:tc>
+          <w:tcPr>
+            <w:tcW w:w="2357" w:type="dxa"/>
+          </w:tcPr>
+          <w:p/>
+        </w:tc>
+        <w:tc>
+          <w:tcPr>
+            <w:tcW w:w="2239" w:type="dxa"/>
+          </w:tcPr>
+          <w:p/>
+        </w:tc>
+        <w:tc>
+          <w:tcPr>
+            <w:tcW w:w="2127" w:type="dxa"/>
+          </w:tcPr>
+          <w:p/>
+        </w:tc>
+      </w:tr>
+      <w:tr>
+        <w:tc>
+          <w:tcPr>
+            <w:tcW w:w="2293" w:type="dxa"/>
+          </w:tcPr>
+          <w:p/>
+        </w:tc>
+        <w:tc>
+          <w:tcPr>
+            <w:tcW w:w="2357" w:type="dxa"/>
+          </w:tcPr>
+          <w:p/>
+        </w:tc>
+        <w:tc>
+          <w:tcPr>
+            <w:tcW w:w="2239" w:type="dxa"/>
+          </w:tcPr>
+          <w:p/>
+        </w:tc>
+        <w:tc>
+          <w:tcPr>
+            <w:tcW w:w="2127" w:type="dxa"/>
+          </w:tcPr>
+          <w:p/>
+        </w:tc>
+      </w:tr>
+      <w:tr>
+        <w:tc>
+          <w:tcPr>
+            <w:tcW w:w="2293" w:type="dxa"/>
+          </w:tcPr>
+          <w:p/>
+        </w:tc>
+        <w:tc>
+          <w:tcPr>
+            <w:tcW w:w="2357" w:type="dxa"/>
+          </w:tcPr>
+          <w:p/>
+        </w:tc>
+        <w:tc>
+          <w:tcPr>
+            <w:tcW w:w="2239" w:type="dxa"/>
+          </w:tcPr>
+          <w:p/>
+        </w:tc>
+        <w:tc>
+          <w:tcPr>
+            <w:tcW w:w="2127" w:type="dxa"/>
+          </w:tcPr>
+          <w:p/>
+        </w:tc>
+      </w:tr>
+      <w:tr>
+        <w:tc>
+          <w:tcPr>
+            <w:tcW w:w="2293" w:type="dxa"/>
+          </w:tcPr>
+          <w:p/>
+        </w:tc>
+        <w:tc>
+          <w:tcPr>
+            <w:tcW w:w="2357" w:type="dxa"/>
+          </w:tcPr>
+          <w:p/>
+        </w:tc>
+        <w:tc>
+          <w:tcPr>
+            <w:tcW w:w="2239" w:type="dxa"/>
+          </w:tcPr>
+          <w:p/>
+        </w:tc>
+        <w:tc>
+          <w:tcPr>
+            <w:tcW w:w="2127" w:type="dxa"/>
+          </w:tcPr>
+          <w:p/>
+        </w:tc>
+      </w:tr>
+      <w:tr>
+        <w:tc>
+          <w:tcPr>
+            <w:tcW w:w="2293" w:type="dxa"/>
+          </w:tcPr>
+          <w:p/>
+        </w:tc>
+        <w:tc>
+          <w:tcPr>
+            <w:tcW w:w="2357" w:type="dxa"/>
+          </w:tcPr>
+          <w:p/>
+        </w:tc>
+        <w:tc>
+          <w:tcPr>
+            <w:tcW w:w="2239" w:type="dxa"/>
+          </w:tcPr>
+          <w:p/>
+        </w:tc>
+        <w:tc>
+          <w:tcPr>
+            <w:tcW w:w="2127" w:type="dxa"/>
+          </w:tcPr>
+          <w:p/>
+        </w:tc>
+      </w:tr>
+      <w:tr>
+        <w:tc>
+          <w:tcPr>
+            <w:tcW w:w="2293" w:type="dxa"/>
+          </w:tcPr>
+          <w:p/>
+        </w:tc>
+        <w:tc>
+          <w:tcPr>
+            <w:tcW w:w="2357" w:type="dxa"/>
+          </w:tcPr>
+          <w:p/>
+        </w:tc>
+        <w:tc>
+          <w:tcPr>
+            <w:tcW w:w="2239" w:type="dxa"/>
+          </w:tcPr>
+          <w:p/>
+        </w:tc>
+        <w:tc>
+          <w:tcPr>
+            <w:tcW w:w="2127" w:type="dxa"/>
+          </w:tcPr>
+          <w:p/>
+        </w:tc>
+      </w:tr>
+      <w:tr>
+        <w:tc>
+          <w:tcPr>
+            <w:tcW w:w="2293" w:type="dxa"/>
+          </w:tcPr>
+          <w:p/>
+        </w:tc>
+        <w:tc>
+          <w:tcPr>
+            <w:tcW w:w="2357" w:type="dxa"/>
+          </w:tcPr>
+          <w:p/>
+        </w:tc>
+        <w:tc>
+          <w:tcPr>
+            <w:tcW w:w="2239" w:type="dxa"/>
+          </w:tcPr>
+          <w:p/>
+        </w:tc>
+        <w:tc>
+          <w:tcPr>
+            <w:tcW w:w="2127" w:type="dxa"/>
+          </w:tcPr>
+          <w:p/>
+        </w:tc>
+      </w:tr>
+      <w:tr>
+        <w:tc>
+          <w:tcPr>
+            <w:tcW w:w="2293" w:type="dxa"/>
+          </w:tcPr>
+          <w:p/>
+        </w:tc>
+        <w:tc>
+          <w:tcPr>
+            <w:tcW w:w="2357" w:type="dxa"/>
+          </w:tcPr>
+          <w:p/>
+        </w:tc>
+        <w:tc>
+          <w:tcPr>
+            <w:tcW w:w="2239" w:type="dxa"/>
+          </w:tcPr>
+          <w:p/>
+        </w:tc>
+        <w:tc>
+          <w:tcPr>
+            <w:tcW w:w="2127" w:type="dxa"/>
+          </w:tcPr>
+          <w:p/>
+        </w:tc>
+      </w:tr>
+      <w:tr>
+        <w:tc>
+          <w:tcPr>
+            <w:tcW w:w="2293" w:type="dxa"/>
+          </w:tcPr>
+          <w:p/>
+        </w:tc>
+        <w:tc>
+          <w:tcPr>
+            <w:tcW w:w="2357" w:type="dxa"/>
+          </w:tcPr>
+          <w:p/>
+        </w:tc>
+        <w:tc>
+          <w:tcPr>
+            <w:tcW w:w="2239" w:type="dxa"/>
+          </w:tcPr>
+          <w:p/>
+        </w:tc>
+        <w:tc>
+          <w:tcPr>
+            <w:tcW w:w="2127" w:type="dxa"/>
+          </w:tcPr>
+          <w:p/>
+        </w:tc>
+      </w:tr>
+      <w:tr>
+        <w:tc>
+          <w:tcPr>
+            <w:tcW w:w="2293" w:type="dxa"/>
+          </w:tcPr>
+          <w:p/>
+        </w:tc>
+        <w:tc>
+          <w:tcPr>
+            <w:tcW w:w="2357" w:type="dxa"/>
+          </w:tcPr>
+          <w:p/>
+        </w:tc>
+        <w:tc>
+          <w:tcPr>
+            <w:tcW w:w="2239" w:type="dxa"/>
+          </w:tcPr>
+          <w:p/>
+        </w:tc>
+        <w:tc>
+          <w:tcPr>
+            <w:tcW w:w="2127" w:type="dxa"/>
+          </w:tcPr>
+          <w:p/>
+        </w:tc>
+      </w:tr>
+      <w:tr>
+        <w:tc>
+          <w:tcPr>
+            <w:tcW w:w="2293" w:type="dxa"/>
+          </w:tcPr>
+          <w:p/>
+        </w:tc>
+        <w:tc>
+          <w:tcPr>
+            <w:tcW w:w="2357" w:type="dxa"/>
+          </w:tcPr>
+          <w:p/>
+        </w:tc>
+        <w:tc>
+          <w:tcPr>
+            <w:tcW w:w="2239" w:type="dxa"/>
+          </w:tcPr>
+          <w:p/>
+        </w:tc>
+        <w:tc>
+          <w:tcPr>
+            <w:tcW w:w="2127" w:type="dxa"/>
+          </w:tcPr>
+          <w:p/>
+        </w:tc>
+      </w:tr>
+      <w:tr>
+        <w:tc>
+          <w:tcPr>
+            <w:tcW w:w="2293" w:type="dxa"/>
+          </w:tcPr>
+          <w:p/>
+        </w:tc>
+        <w:tc>
+          <w:tcPr>
+            <w:tcW w:w="2357" w:type="dxa"/>
+          </w:tcPr>
+          <w:p/>
+        </w:tc>
+        <w:tc>
+          <w:tcPr>
+            <w:tcW w:w="2239" w:type="dxa"/>
+          </w:tcPr>
+          <w:p/>
+        </w:tc>
+        <w:tc>
+          <w:tcPr>
+            <w:tcW w:w="2127" w:type="dxa"/>
+          </w:tcPr>
+          <w:p/>
+        </w:tc>
+      </w:tr>
+      <w:tr>
+        <w:tc>
+          <w:tcPr>
+            <w:tcW w:w="2293" w:type="dxa"/>
+          </w:tcPr>
+          <w:p/>
+        </w:tc>
+        <w:tc>
+          <w:tcPr>
+            <w:tcW w:w="2357" w:type="dxa"/>
+          </w:tcPr>
+          <w:p/>
+        </w:tc>
+        <w:tc>
+          <w:tcPr>
+            <w:tcW w:w="2239" w:type="dxa"/>
+          </w:tcPr>
+          <w:p/>
+        </w:tc>
+        <w:tc>
+          <w:tcPr>
+            <w:tcW w:w="2127" w:type="dxa"/>
+          </w:tcPr>
+          <w:p/>
+        </w:tc>
+      </w:tr>
+      <w:tr>
+        <w:tc>
+          <w:tcPr>
+            <w:tcW w:w="2293" w:type="dxa"/>
+          </w:tcPr>
+          <w:p/>
+        </w:tc>
+        <w:tc>
+          <w:tcPr>
+            <w:tcW w:w="2357" w:type="dxa"/>
+          </w:tcPr>
+          <w:p/>
+        </w:tc>
+        <w:tc>
+          <w:tcPr>
+            <w:tcW w:w="2239" w:type="dxa"/>
+          </w:tcPr>
+          <w:p/>
+        </w:tc>
+        <w:tc>
+          <w:tcPr>
+            <w:tcW w:w="2127" w:type="dxa"/>
+          </w:tcPr>
+          <w:p/>
+        </w:tc>
+      </w:tr>
+      <w:tr>
+        <w:tc>
+          <w:tcPr>
+            <w:tcW w:w="2293" w:type="dxa"/>
+          </w:tcPr>
+          <w:p/>
+        </w:tc>
+        <w:tc>
+          <w:tcPr>
+            <w:tcW w:w="2357" w:type="dxa"/>
+          </w:tcPr>
+          <w:p/>
+        </w:tc>
+        <w:tc>
+          <w:tcPr>
+            <w:tcW w:w="2239" w:type="dxa"/>
+          </w:tcPr>
+          <w:p/>
+        </w:tc>
+        <w:tc>
+          <w:tcPr>
+            <w:tcW w:w="2127" w:type="dxa"/>
+          </w:tcPr>
+          <w:p/>
+        </w:tc>
+      </w:tr>
+      <w:tr>
+        <w:tc>
+          <w:tcPr>
+            <w:tcW w:w="2293" w:type="dxa"/>
+          </w:tcPr>
+          <w:p/>
+        </w:tc>
+        <w:tc>
+          <w:tcPr>
+            <w:tcW w:w="2357" w:type="dxa"/>
+          </w:tcPr>
+          <w:p/>
+        </w:tc>
+        <w:tc>
+          <w:tcPr>
+            <w:tcW w:w="2239" w:type="dxa"/>
+          </w:tcPr>
+          <w:p/>
+        </w:tc>
+        <w:tc>
+          <w:tcPr>
+            <w:tcW w:w="2127" w:type="dxa"/>
+          </w:tcPr>
+          <w:p/>
         </w:tc>
       </w:tr>
       <w:tr>
@@ -1007,23 +1926,6 @@
 </file>
 
 <file path=customXml/item1.xml><?xml version="1.0" encoding="utf-8"?>
-<p:properties xmlns:p="http://schemas.microsoft.com/office/2006/metadata/properties" xmlns:xsi="http://www.w3.org/2001/XMLSchema-instance" xmlns:pc="http://schemas.microsoft.com/office/infopath/2007/PartnerControls">
-  <documentManagement>
-    <_activity xmlns="0399ea55-a39e-4834-8b03-d5f211c695e6" xsi:nil="true"/>
-  </documentManagement>
-</p:properties>
-</file>
-
-<file path=customXml/item2.xml><?xml version="1.0" encoding="utf-8"?>
-<?mso-contentType ?>
-<FormTemplates xmlns="http://schemas.microsoft.com/sharepoint/v3/contenttype/forms">
-  <Display>DocumentLibraryForm</Display>
-  <Edit>DocumentLibraryForm</Edit>
-  <New>DocumentLibraryForm</New>
-</FormTemplates>
-</file>
-
-<file path=customXml/item3.xml><?xml version="1.0" encoding="utf-8"?>
 <ct:contentTypeSchema xmlns:ct="http://schemas.microsoft.com/office/2006/metadata/contentType" xmlns:ma="http://schemas.microsoft.com/office/2006/metadata/properties/metaAttributes" ct:_="" ma:_="" ma:contentTypeName="Document" ma:contentTypeID="0x010100EADD39FE071D564795067ADFDB96A36A" ma:contentTypeVersion="12" ma:contentTypeDescription="Create a new document." ma:contentTypeScope="" ma:versionID="601d1b4d945d0c9a55291ad80f61d22b">
   <xsd:schema xmlns:xsd="http://www.w3.org/2001/XMLSchema" xmlns:xs="http://www.w3.org/2001/XMLSchema" xmlns:p="http://schemas.microsoft.com/office/2006/metadata/properties" xmlns:ns3="0399ea55-a39e-4834-8b03-d5f211c695e6" xmlns:ns4="e0aebca0-090b-4af8-98ba-5797179d3e9a" targetNamespace="http://schemas.microsoft.com/office/2006/metadata/properties" ma:root="true" ma:fieldsID="0c887386b52159122614a3b5111147d5" ns3:_="" ns4:_="">
     <xsd:import namespace="0399ea55-a39e-4834-8b03-d5f211c695e6"/>
@@ -1240,25 +2142,24 @@
 </ct:contentTypeSchema>
 </file>
 
-<file path=customXml/itemProps1.xml><?xml version="1.0" encoding="utf-8"?>
-<ds:datastoreItem xmlns:ds="http://schemas.openxmlformats.org/officeDocument/2006/customXml" ds:itemID="{AE2A3185-8767-4878-A81A-1057B66FE33B}">
-  <ds:schemaRefs>
-    <ds:schemaRef ds:uri="http://schemas.microsoft.com/office/2006/metadata/properties"/>
-    <ds:schemaRef ds:uri="http://schemas.microsoft.com/office/infopath/2007/PartnerControls"/>
-    <ds:schemaRef ds:uri="0399ea55-a39e-4834-8b03-d5f211c695e6"/>
-  </ds:schemaRefs>
-</ds:datastoreItem>
+<file path=customXml/item2.xml><?xml version="1.0" encoding="utf-8"?>
+<?mso-contentType ?>
+<FormTemplates xmlns="http://schemas.microsoft.com/sharepoint/v3/contenttype/forms">
+  <Display>DocumentLibraryForm</Display>
+  <Edit>DocumentLibraryForm</Edit>
+  <New>DocumentLibraryForm</New>
+</FormTemplates>
 </file>
 
-<file path=customXml/itemProps2.xml><?xml version="1.0" encoding="utf-8"?>
-<ds:datastoreItem xmlns:ds="http://schemas.openxmlformats.org/officeDocument/2006/customXml" ds:itemID="{3441B2CD-F419-4D65-A176-7B50779636CA}">
-  <ds:schemaRefs>
-    <ds:schemaRef ds:uri="http://schemas.microsoft.com/sharepoint/v3/contenttype/forms"/>
-  </ds:schemaRefs>
-</ds:datastoreItem>
+<file path=customXml/item3.xml><?xml version="1.0" encoding="utf-8"?>
+<p:properties xmlns:p="http://schemas.microsoft.com/office/2006/metadata/properties" xmlns:xsi="http://www.w3.org/2001/XMLSchema-instance" xmlns:pc="http://schemas.microsoft.com/office/infopath/2007/PartnerControls">
+  <documentManagement>
+    <_activity xmlns="0399ea55-a39e-4834-8b03-d5f211c695e6" xsi:nil="true"/>
+  </documentManagement>
+</p:properties>
 </file>
 
-<file path=customXml/itemProps3.xml><?xml version="1.0" encoding="utf-8"?>
+<file path=customXml/itemProps1.xml><?xml version="1.0" encoding="utf-8"?>
 <ds:datastoreItem xmlns:ds="http://schemas.openxmlformats.org/officeDocument/2006/customXml" ds:itemID="{0A7DAF46-8D23-4A90-AFCB-8194C757CEAB}">
   <ds:schemaRefs>
     <ds:schemaRef ds:uri="http://schemas.microsoft.com/office/2006/metadata/contentType"/>
@@ -1275,4 +2176,22 @@
     <ds:schemaRef ds:uri="http://schemas.microsoft.com/internal/obd"/>
   </ds:schemaRefs>
 </ds:datastoreItem>
+</file>
+
+<file path=customXml/itemProps2.xml><?xml version="1.0" encoding="utf-8"?>
+<ds:datastoreItem xmlns:ds="http://schemas.openxmlformats.org/officeDocument/2006/customXml" ds:itemID="{3441B2CD-F419-4D65-A176-7B50779636CA}">
+  <ds:schemaRefs>
+    <ds:schemaRef ds:uri="http://schemas.microsoft.com/sharepoint/v3/contenttype/forms"/>
+  </ds:schemaRefs>
+</ds:datastoreItem>
+</file>
+
+<file path=customXml/itemProps3.xml><?xml version="1.0" encoding="utf-8"?>
+<ds:datastoreItem xmlns:ds="http://schemas.openxmlformats.org/officeDocument/2006/customXml" ds:itemID="{AE2A3185-8767-4878-A81A-1057B66FE33B}">
+  <ds:schemaRefs>
+    <ds:schemaRef ds:uri="http://schemas.microsoft.com/office/2006/metadata/properties"/>
+    <ds:schemaRef ds:uri="http://schemas.microsoft.com/office/infopath/2007/PartnerControls"/>
+    <ds:schemaRef ds:uri="0399ea55-a39e-4834-8b03-d5f211c695e6"/>
+  </ds:schemaRefs>
+</ds:datastoreItem>
 </file>
--- a/Task2/Asset Log.docx
+++ b/Task2/Asset Log.docx
@@ -29,10 +29,10 @@
         <w:tblLook w:val="04A0" w:firstRow="1" w:lastRow="0" w:firstColumn="1" w:lastColumn="0" w:noHBand="0" w:noVBand="1"/>
       </w:tblPr>
       <w:tblGrid>
-        <w:gridCol w:w="2293"/>
-        <w:gridCol w:w="2357"/>
-        <w:gridCol w:w="2239"/>
-        <w:gridCol w:w="2127"/>
+        <w:gridCol w:w="2009"/>
+        <w:gridCol w:w="1698"/>
+        <w:gridCol w:w="3582"/>
+        <w:gridCol w:w="1727"/>
       </w:tblGrid>
       <w:tr>
         <w:tc>
@@ -356,51 +356,83 @@
           <w:tcPr>
             <w:tcW w:w="2293" w:type="dxa"/>
           </w:tcPr>
-          <w:p/>
-        </w:tc>
-        <w:tc>
-          <w:tcPr>
-            <w:tcW w:w="2357" w:type="dxa"/>
-          </w:tcPr>
-          <w:p/>
-        </w:tc>
-        <w:tc>
-          <w:tcPr>
-            <w:tcW w:w="2239" w:type="dxa"/>
-          </w:tcPr>
-          <w:p/>
-        </w:tc>
-        <w:tc>
-          <w:tcPr>
-            <w:tcW w:w="2127" w:type="dxa"/>
-          </w:tcPr>
-          <w:p/>
-        </w:tc>
-      </w:tr>
-      <w:tr>
-        <w:tc>
-          <w:tcPr>
-            <w:tcW w:w="2293" w:type="dxa"/>
-          </w:tcPr>
-          <w:p/>
-        </w:tc>
-        <w:tc>
-          <w:tcPr>
-            <w:tcW w:w="2357" w:type="dxa"/>
-          </w:tcPr>
-          <w:p/>
-        </w:tc>
-        <w:tc>
-          <w:tcPr>
-            <w:tcW w:w="2239" w:type="dxa"/>
-          </w:tcPr>
-          <w:p/>
-        </w:tc>
-        <w:tc>
-          <w:tcPr>
-            <w:tcW w:w="2127" w:type="dxa"/>
-          </w:tcPr>
-          <w:p/>
+          <w:p>
+            <w:r>
+              <w:t>morgane-perraud-Jc2JGFFsfNI-unsplash</w:t>
+            </w:r>
+          </w:p>
+        </w:tc>
+        <w:tc>
+          <w:tcPr>
+            <w:tcW w:w="2357" w:type="dxa"/>
+          </w:tcPr>
+          <w:p>
+            <w:r>
+              <w:t>To be used as an image for the produce being sold</w:t>
+            </w:r>
+          </w:p>
+        </w:tc>
+        <w:tc>
+          <w:tcPr>
+            <w:tcW w:w="2239" w:type="dxa"/>
+          </w:tcPr>
+          <w:p>
+            <w:r>
+              <w:t>https://unsplash.com/photos/brown-egg-on-white-paper-towel-Jc2JGFFsfNI</w:t>
+            </w:r>
+          </w:p>
+        </w:tc>
+        <w:tc>
+          <w:tcPr>
+            <w:tcW w:w="2127" w:type="dxa"/>
+          </w:tcPr>
+          <w:p>
+            <w:r>
+              <w:t>20/04/2026</w:t>
+            </w:r>
+          </w:p>
+        </w:tc>
+      </w:tr>
+      <w:tr>
+        <w:tc>
+          <w:tcPr>
+            <w:tcW w:w="2293" w:type="dxa"/>
+          </w:tcPr>
+          <w:p>
+            <w:r>
+              <w:t>phil-hearing-Ar1tfafpKb0-unsplash</w:t>
+            </w:r>
+          </w:p>
+        </w:tc>
+        <w:tc>
+          <w:tcPr>
+            <w:tcW w:w="2357" w:type="dxa"/>
+          </w:tcPr>
+          <w:p>
+            <w:r>
+              <w:t>To be used as an image for produce being sold</w:t>
+            </w:r>
+          </w:p>
+        </w:tc>
+        <w:tc>
+          <w:tcPr>
+            <w:tcW w:w="2239" w:type="dxa"/>
+          </w:tcPr>
+          <w:p>
+            <w:r>
+              <w:t>https://unsplash.com/photos/green-leafy-vegetable-on-brown-wooden-table-Ar1tfafpKb0</w:t>
+            </w:r>
+          </w:p>
+        </w:tc>
+        <w:tc>
+          <w:tcPr>
+            <w:tcW w:w="2127" w:type="dxa"/>
+          </w:tcPr>
+          <w:p>
+            <w:r>
+              <w:t>20/04/2026</w:t>
+            </w:r>
+          </w:p>
         </w:tc>
       </w:tr>
       <w:tr>
@@ -1926,6 +1958,23 @@
 </file>
 
 <file path=customXml/item1.xml><?xml version="1.0" encoding="utf-8"?>
+<p:properties xmlns:p="http://schemas.microsoft.com/office/2006/metadata/properties" xmlns:xsi="http://www.w3.org/2001/XMLSchema-instance" xmlns:pc="http://schemas.microsoft.com/office/infopath/2007/PartnerControls">
+  <documentManagement>
+    <_activity xmlns="0399ea55-a39e-4834-8b03-d5f211c695e6" xsi:nil="true"/>
+  </documentManagement>
+</p:properties>
+</file>
+
+<file path=customXml/item2.xml><?xml version="1.0" encoding="utf-8"?>
+<?mso-contentType ?>
+<FormTemplates xmlns="http://schemas.microsoft.com/sharepoint/v3/contenttype/forms">
+  <Display>DocumentLibraryForm</Display>
+  <Edit>DocumentLibraryForm</Edit>
+  <New>DocumentLibraryForm</New>
+</FormTemplates>
+</file>
+
+<file path=customXml/item3.xml><?xml version="1.0" encoding="utf-8"?>
 <ct:contentTypeSchema xmlns:ct="http://schemas.microsoft.com/office/2006/metadata/contentType" xmlns:ma="http://schemas.microsoft.com/office/2006/metadata/properties/metaAttributes" ct:_="" ma:_="" ma:contentTypeName="Document" ma:contentTypeID="0x010100EADD39FE071D564795067ADFDB96A36A" ma:contentTypeVersion="12" ma:contentTypeDescription="Create a new document." ma:contentTypeScope="" ma:versionID="601d1b4d945d0c9a55291ad80f61d22b">
   <xsd:schema xmlns:xsd="http://www.w3.org/2001/XMLSchema" xmlns:xs="http://www.w3.org/2001/XMLSchema" xmlns:p="http://schemas.microsoft.com/office/2006/metadata/properties" xmlns:ns3="0399ea55-a39e-4834-8b03-d5f211c695e6" xmlns:ns4="e0aebca0-090b-4af8-98ba-5797179d3e9a" targetNamespace="http://schemas.microsoft.com/office/2006/metadata/properties" ma:root="true" ma:fieldsID="0c887386b52159122614a3b5111147d5" ns3:_="" ns4:_="">
     <xsd:import namespace="0399ea55-a39e-4834-8b03-d5f211c695e6"/>
@@ -2142,24 +2191,25 @@
 </ct:contentTypeSchema>
 </file>
 
-<file path=customXml/item2.xml><?xml version="1.0" encoding="utf-8"?>
-<?mso-contentType ?>
-<FormTemplates xmlns="http://schemas.microsoft.com/sharepoint/v3/contenttype/forms">
-  <Display>DocumentLibraryForm</Display>
-  <Edit>DocumentLibraryForm</Edit>
-  <New>DocumentLibraryForm</New>
-</FormTemplates>
+<file path=customXml/itemProps1.xml><?xml version="1.0" encoding="utf-8"?>
+<ds:datastoreItem xmlns:ds="http://schemas.openxmlformats.org/officeDocument/2006/customXml" ds:itemID="{AE2A3185-8767-4878-A81A-1057B66FE33B}">
+  <ds:schemaRefs>
+    <ds:schemaRef ds:uri="http://schemas.microsoft.com/office/2006/metadata/properties"/>
+    <ds:schemaRef ds:uri="http://schemas.microsoft.com/office/infopath/2007/PartnerControls"/>
+    <ds:schemaRef ds:uri="0399ea55-a39e-4834-8b03-d5f211c695e6"/>
+  </ds:schemaRefs>
+</ds:datastoreItem>
 </file>
 
-<file path=customXml/item3.xml><?xml version="1.0" encoding="utf-8"?>
-<p:properties xmlns:p="http://schemas.microsoft.com/office/2006/metadata/properties" xmlns:xsi="http://www.w3.org/2001/XMLSchema-instance" xmlns:pc="http://schemas.microsoft.com/office/infopath/2007/PartnerControls">
-  <documentManagement>
-    <_activity xmlns="0399ea55-a39e-4834-8b03-d5f211c695e6" xsi:nil="true"/>
-  </documentManagement>
-</p:properties>
+<file path=customXml/itemProps2.xml><?xml version="1.0" encoding="utf-8"?>
+<ds:datastoreItem xmlns:ds="http://schemas.openxmlformats.org/officeDocument/2006/customXml" ds:itemID="{3441B2CD-F419-4D65-A176-7B50779636CA}">
+  <ds:schemaRefs>
+    <ds:schemaRef ds:uri="http://schemas.microsoft.com/sharepoint/v3/contenttype/forms"/>
+  </ds:schemaRefs>
+</ds:datastoreItem>
 </file>
 
-<file path=customXml/itemProps1.xml><?xml version="1.0" encoding="utf-8"?>
+<file path=customXml/itemProps3.xml><?xml version="1.0" encoding="utf-8"?>
 <ds:datastoreItem xmlns:ds="http://schemas.openxmlformats.org/officeDocument/2006/customXml" ds:itemID="{0A7DAF46-8D23-4A90-AFCB-8194C757CEAB}">
   <ds:schemaRefs>
     <ds:schemaRef ds:uri="http://schemas.microsoft.com/office/2006/metadata/contentType"/>
@@ -2176,22 +2226,4 @@
     <ds:schemaRef ds:uri="http://schemas.microsoft.com/internal/obd"/>
   </ds:schemaRefs>
 </ds:datastoreItem>
-</file>
-
-<file path=customXml/itemProps2.xml><?xml version="1.0" encoding="utf-8"?>
-<ds:datastoreItem xmlns:ds="http://schemas.openxmlformats.org/officeDocument/2006/customXml" ds:itemID="{3441B2CD-F419-4D65-A176-7B50779636CA}">
-  <ds:schemaRefs>
-    <ds:schemaRef ds:uri="http://schemas.microsoft.com/sharepoint/v3/contenttype/forms"/>
-  </ds:schemaRefs>
-</ds:datastoreItem>
-</file>
-
-<file path=customXml/itemProps3.xml><?xml version="1.0" encoding="utf-8"?>
-<ds:datastoreItem xmlns:ds="http://schemas.openxmlformats.org/officeDocument/2006/customXml" ds:itemID="{AE2A3185-8767-4878-A81A-1057B66FE33B}">
-  <ds:schemaRefs>
-    <ds:schemaRef ds:uri="http://schemas.microsoft.com/office/2006/metadata/properties"/>
-    <ds:schemaRef ds:uri="http://schemas.microsoft.com/office/infopath/2007/PartnerControls"/>
-    <ds:schemaRef ds:uri="0399ea55-a39e-4834-8b03-d5f211c695e6"/>
-  </ds:schemaRefs>
-</ds:datastoreItem>
 </file>
--- a/Task2/Asset Log.docx
+++ b/Task2/Asset Log.docx
@@ -440,25 +440,46 @@
           <w:tcPr>
             <w:tcW w:w="2293" w:type="dxa"/>
           </w:tcPr>
-          <w:p/>
-        </w:tc>
-        <w:tc>
-          <w:tcPr>
-            <w:tcW w:w="2357" w:type="dxa"/>
-          </w:tcPr>
-          <w:p/>
-        </w:tc>
-        <w:tc>
-          <w:tcPr>
-            <w:tcW w:w="2239" w:type="dxa"/>
-          </w:tcPr>
-          <w:p/>
-        </w:tc>
-        <w:tc>
-          <w:tcPr>
-            <w:tcW w:w="2127" w:type="dxa"/>
-          </w:tcPr>
-          <w:p/>
+          <w:p>
+            <w:r>
+              <w:t>Claude</w:t>
+            </w:r>
+          </w:p>
+        </w:tc>
+        <w:tc>
+          <w:tcPr>
+            <w:tcW w:w="2357" w:type="dxa"/>
+          </w:tcPr>
+          <w:p>
+            <w:r>
+              <w:t xml:space="preserve">To help me with coding my </w:t>
+            </w:r>
+            <w:proofErr w:type="spellStart"/>
+            <w:r>
+              <w:t>css</w:t>
+            </w:r>
+            <w:proofErr w:type="spellEnd"/>
+          </w:p>
+        </w:tc>
+        <w:tc>
+          <w:tcPr>
+            <w:tcW w:w="2239" w:type="dxa"/>
+          </w:tcPr>
+          <w:p>
+            <w:r>
+              <w:t>Claude.ai</w:t>
+            </w:r>
+          </w:p>
+        </w:tc>
+        <w:tc>
+          <w:tcPr>
+            <w:tcW w:w="2127" w:type="dxa"/>
+          </w:tcPr>
+          <w:p>
+            <w:r>
+              <w:t>21/04/2026</w:t>
+            </w:r>
+          </w:p>
         </w:tc>
       </w:tr>
       <w:tr>
@@ -1958,23 +1979,6 @@
 </file>
 
 <file path=customXml/item1.xml><?xml version="1.0" encoding="utf-8"?>
-<p:properties xmlns:p="http://schemas.microsoft.com/office/2006/metadata/properties" xmlns:xsi="http://www.w3.org/2001/XMLSchema-instance" xmlns:pc="http://schemas.microsoft.com/office/infopath/2007/PartnerControls">
-  <documentManagement>
-    <_activity xmlns="0399ea55-a39e-4834-8b03-d5f211c695e6" xsi:nil="true"/>
-  </documentManagement>
-</p:properties>
-</file>
-
-<file path=customXml/item2.xml><?xml version="1.0" encoding="utf-8"?>
-<?mso-contentType ?>
-<FormTemplates xmlns="http://schemas.microsoft.com/sharepoint/v3/contenttype/forms">
-  <Display>DocumentLibraryForm</Display>
-  <Edit>DocumentLibraryForm</Edit>
-  <New>DocumentLibraryForm</New>
-</FormTemplates>
-</file>
-
-<file path=customXml/item3.xml><?xml version="1.0" encoding="utf-8"?>
 <ct:contentTypeSchema xmlns:ct="http://schemas.microsoft.com/office/2006/metadata/contentType" xmlns:ma="http://schemas.microsoft.com/office/2006/metadata/properties/metaAttributes" ct:_="" ma:_="" ma:contentTypeName="Document" ma:contentTypeID="0x010100EADD39FE071D564795067ADFDB96A36A" ma:contentTypeVersion="12" ma:contentTypeDescription="Create a new document." ma:contentTypeScope="" ma:versionID="601d1b4d945d0c9a55291ad80f61d22b">
   <xsd:schema xmlns:xsd="http://www.w3.org/2001/XMLSchema" xmlns:xs="http://www.w3.org/2001/XMLSchema" xmlns:p="http://schemas.microsoft.com/office/2006/metadata/properties" xmlns:ns3="0399ea55-a39e-4834-8b03-d5f211c695e6" xmlns:ns4="e0aebca0-090b-4af8-98ba-5797179d3e9a" targetNamespace="http://schemas.microsoft.com/office/2006/metadata/properties" ma:root="true" ma:fieldsID="0c887386b52159122614a3b5111147d5" ns3:_="" ns4:_="">
     <xsd:import namespace="0399ea55-a39e-4834-8b03-d5f211c695e6"/>
@@ -2191,25 +2195,24 @@
 </ct:contentTypeSchema>
 </file>
 
-<file path=customXml/itemProps1.xml><?xml version="1.0" encoding="utf-8"?>
-<ds:datastoreItem xmlns:ds="http://schemas.openxmlformats.org/officeDocument/2006/customXml" ds:itemID="{AE2A3185-8767-4878-A81A-1057B66FE33B}">
-  <ds:schemaRefs>
-    <ds:schemaRef ds:uri="http://schemas.microsoft.com/office/2006/metadata/properties"/>
-    <ds:schemaRef ds:uri="http://schemas.microsoft.com/office/infopath/2007/PartnerControls"/>
-    <ds:schemaRef ds:uri="0399ea55-a39e-4834-8b03-d5f211c695e6"/>
-  </ds:schemaRefs>
-</ds:datastoreItem>
+<file path=customXml/item2.xml><?xml version="1.0" encoding="utf-8"?>
+<?mso-contentType ?>
+<FormTemplates xmlns="http://schemas.microsoft.com/sharepoint/v3/contenttype/forms">
+  <Display>DocumentLibraryForm</Display>
+  <Edit>DocumentLibraryForm</Edit>
+  <New>DocumentLibraryForm</New>
+</FormTemplates>
 </file>
 
-<file path=customXml/itemProps2.xml><?xml version="1.0" encoding="utf-8"?>
-<ds:datastoreItem xmlns:ds="http://schemas.openxmlformats.org/officeDocument/2006/customXml" ds:itemID="{3441B2CD-F419-4D65-A176-7B50779636CA}">
-  <ds:schemaRefs>
-    <ds:schemaRef ds:uri="http://schemas.microsoft.com/sharepoint/v3/contenttype/forms"/>
-  </ds:schemaRefs>
-</ds:datastoreItem>
+<file path=customXml/item3.xml><?xml version="1.0" encoding="utf-8"?>
+<p:properties xmlns:p="http://schemas.microsoft.com/office/2006/metadata/properties" xmlns:xsi="http://www.w3.org/2001/XMLSchema-instance" xmlns:pc="http://schemas.microsoft.com/office/infopath/2007/PartnerControls">
+  <documentManagement>
+    <_activity xmlns="0399ea55-a39e-4834-8b03-d5f211c695e6" xsi:nil="true"/>
+  </documentManagement>
+</p:properties>
 </file>
 
-<file path=customXml/itemProps3.xml><?xml version="1.0" encoding="utf-8"?>
+<file path=customXml/itemProps1.xml><?xml version="1.0" encoding="utf-8"?>
 <ds:datastoreItem xmlns:ds="http://schemas.openxmlformats.org/officeDocument/2006/customXml" ds:itemID="{0A7DAF46-8D23-4A90-AFCB-8194C757CEAB}">
   <ds:schemaRefs>
     <ds:schemaRef ds:uri="http://schemas.microsoft.com/office/2006/metadata/contentType"/>
@@ -2226,4 +2229,22 @@
     <ds:schemaRef ds:uri="http://schemas.microsoft.com/internal/obd"/>
   </ds:schemaRefs>
 </ds:datastoreItem>
+</file>
+
+<file path=customXml/itemProps2.xml><?xml version="1.0" encoding="utf-8"?>
+<ds:datastoreItem xmlns:ds="http://schemas.openxmlformats.org/officeDocument/2006/customXml" ds:itemID="{3441B2CD-F419-4D65-A176-7B50779636CA}">
+  <ds:schemaRefs>
+    <ds:schemaRef ds:uri="http://schemas.microsoft.com/sharepoint/v3/contenttype/forms"/>
+  </ds:schemaRefs>
+</ds:datastoreItem>
+</file>
+
+<file path=customXml/itemProps3.xml><?xml version="1.0" encoding="utf-8"?>
+<ds:datastoreItem xmlns:ds="http://schemas.openxmlformats.org/officeDocument/2006/customXml" ds:itemID="{AE2A3185-8767-4878-A81A-1057B66FE33B}">
+  <ds:schemaRefs>
+    <ds:schemaRef ds:uri="http://schemas.microsoft.com/office/2006/metadata/properties"/>
+    <ds:schemaRef ds:uri="http://schemas.microsoft.com/office/infopath/2007/PartnerControls"/>
+    <ds:schemaRef ds:uri="0399ea55-a39e-4834-8b03-d5f211c695e6"/>
+  </ds:schemaRefs>
+</ds:datastoreItem>
 </file>
--- a/Task2/Asset Log.docx
+++ b/Task2/Asset Log.docx
@@ -107,16 +107,8 @@
                 <w:rPr>
                   <w:rStyle w:val="Hyperlink"/>
                 </w:rPr>
-                <w:t xml:space="preserve">Copyright Jackie Matthews - Free photo on </w:t>
+                <w:t>Copyright Jackie Matthews - Free photo on Pixabay</w:t>
               </w:r>
-              <w:proofErr w:type="spellStart"/>
-              <w:r>
-                <w:rPr>
-                  <w:rStyle w:val="Hyperlink"/>
-                </w:rPr>
-                <w:t>Pixabay</w:t>
-              </w:r>
-              <w:proofErr w:type="spellEnd"/>
             </w:hyperlink>
           </w:p>
         </w:tc>
@@ -162,16 +154,8 @@
                 <w:rPr>
                   <w:rStyle w:val="Hyperlink"/>
                 </w:rPr>
-                <w:t xml:space="preserve">Green Onions New Onion - Free photo on </w:t>
+                <w:t>Green Onions New Onion - Free photo on Pixabay</w:t>
               </w:r>
-              <w:proofErr w:type="spellStart"/>
-              <w:r>
-                <w:rPr>
-                  <w:rStyle w:val="Hyperlink"/>
-                </w:rPr>
-                <w:t>Pixabay</w:t>
-              </w:r>
-              <w:proofErr w:type="spellEnd"/>
             </w:hyperlink>
           </w:p>
         </w:tc>
@@ -217,16 +201,8 @@
                 <w:rPr>
                   <w:rStyle w:val="Hyperlink"/>
                 </w:rPr>
-                <w:t xml:space="preserve">Berner Rose Apple Basket Apples - Free photo on </w:t>
+                <w:t>Berner Rose Apple Basket Apples - Free photo on Pixabay</w:t>
               </w:r>
-              <w:proofErr w:type="spellStart"/>
-              <w:r>
-                <w:rPr>
-                  <w:rStyle w:val="Hyperlink"/>
-                </w:rPr>
-                <w:t>Pixabay</w:t>
-              </w:r>
-              <w:proofErr w:type="spellEnd"/>
             </w:hyperlink>
           </w:p>
         </w:tc>
@@ -272,16 +248,8 @@
                 <w:rPr>
                   <w:rStyle w:val="Hyperlink"/>
                 </w:rPr>
-                <w:t xml:space="preserve">Carrots Basket Vegetables - Free photo on </w:t>
+                <w:t>Carrots Basket Vegetables - Free photo on Pixabay</w:t>
               </w:r>
-              <w:proofErr w:type="spellStart"/>
-              <w:r>
-                <w:rPr>
-                  <w:rStyle w:val="Hyperlink"/>
-                </w:rPr>
-                <w:t>Pixabay</w:t>
-              </w:r>
-              <w:proofErr w:type="spellEnd"/>
             </w:hyperlink>
           </w:p>
         </w:tc>
@@ -327,16 +295,8 @@
                 <w:rPr>
                   <w:rStyle w:val="Hyperlink"/>
                 </w:rPr>
-                <w:t xml:space="preserve">Basket Strawberries - Free photo on </w:t>
+                <w:t>Basket Strawberries - Free photo on Pixabay</w:t>
               </w:r>
-              <w:proofErr w:type="spellStart"/>
-              <w:r>
-                <w:rPr>
-                  <w:rStyle w:val="Hyperlink"/>
-                </w:rPr>
-                <w:t>Pixabay</w:t>
-              </w:r>
-              <w:proofErr w:type="spellEnd"/>
             </w:hyperlink>
           </w:p>
         </w:tc>
@@ -452,13 +412,8 @@
           </w:tcPr>
           <w:p>
             <w:r>
-              <w:t xml:space="preserve">To help me with coding my </w:t>
-            </w:r>
-            <w:proofErr w:type="spellStart"/>
-            <w:r>
-              <w:t>css</w:t>
-            </w:r>
-            <w:proofErr w:type="spellEnd"/>
+              <w:t>To help me with coding my css</w:t>
+            </w:r>
           </w:p>
         </w:tc>
         <w:tc>
@@ -487,71 +442,115 @@
           <w:tcPr>
             <w:tcW w:w="2293" w:type="dxa"/>
           </w:tcPr>
-          <w:p/>
-        </w:tc>
-        <w:tc>
-          <w:tcPr>
-            <w:tcW w:w="2357" w:type="dxa"/>
-          </w:tcPr>
-          <w:p/>
-        </w:tc>
-        <w:tc>
-          <w:tcPr>
-            <w:tcW w:w="2239" w:type="dxa"/>
-          </w:tcPr>
-          <w:p/>
-        </w:tc>
-        <w:tc>
-          <w:tcPr>
-            <w:tcW w:w="2127" w:type="dxa"/>
-          </w:tcPr>
-          <w:p/>
-        </w:tc>
-      </w:tr>
-      <w:tr>
-        <w:tc>
-          <w:tcPr>
-            <w:tcW w:w="2293" w:type="dxa"/>
-          </w:tcPr>
-          <w:p/>
-        </w:tc>
-        <w:tc>
-          <w:tcPr>
-            <w:tcW w:w="2357" w:type="dxa"/>
-          </w:tcPr>
-          <w:p/>
-        </w:tc>
-        <w:tc>
-          <w:tcPr>
-            <w:tcW w:w="2239" w:type="dxa"/>
-          </w:tcPr>
-          <w:p/>
-        </w:tc>
-        <w:tc>
-          <w:tcPr>
-            <w:tcW w:w="2127" w:type="dxa"/>
-          </w:tcPr>
-          <w:p/>
-        </w:tc>
-      </w:tr>
-      <w:tr>
-        <w:tc>
-          <w:tcPr>
-            <w:tcW w:w="2293" w:type="dxa"/>
-          </w:tcPr>
-          <w:p/>
-        </w:tc>
-        <w:tc>
-          <w:tcPr>
-            <w:tcW w:w="2357" w:type="dxa"/>
-          </w:tcPr>
-          <w:p/>
-        </w:tc>
-        <w:tc>
-          <w:tcPr>
-            <w:tcW w:w="2239" w:type="dxa"/>
-          </w:tcPr>
-          <w:p/>
+          <w:p>
+            <w:r>
+              <w:t>gregory-hayes-QFmNQXLPbZc-unsplash</w:t>
+            </w:r>
+          </w:p>
+        </w:tc>
+        <w:tc>
+          <w:tcPr>
+            <w:tcW w:w="2357" w:type="dxa"/>
+          </w:tcPr>
+          <w:p>
+            <w:r>
+              <w:t>Pic of farmer</w:t>
+            </w:r>
+          </w:p>
+        </w:tc>
+        <w:tc>
+          <w:tcPr>
+            <w:tcW w:w="2239" w:type="dxa"/>
+          </w:tcPr>
+          <w:p>
+            <w:r>
+              <w:t>https://unsplash.com/photos/man-standing-on-garden-during-daytime-QFmNQXLPbZc</w:t>
+            </w:r>
+          </w:p>
+        </w:tc>
+        <w:tc>
+          <w:tcPr>
+            <w:tcW w:w="2127" w:type="dxa"/>
+          </w:tcPr>
+          <w:p>
+            <w:r>
+              <w:t>22/04/2026</w:t>
+            </w:r>
+          </w:p>
+        </w:tc>
+      </w:tr>
+      <w:tr>
+        <w:tc>
+          <w:tcPr>
+            <w:tcW w:w="2293" w:type="dxa"/>
+          </w:tcPr>
+          <w:p>
+            <w:r>
+              <w:t>randy-fath-dDc0vuVH_LU-unsplash</w:t>
+            </w:r>
+          </w:p>
+        </w:tc>
+        <w:tc>
+          <w:tcPr>
+            <w:tcW w:w="2357" w:type="dxa"/>
+          </w:tcPr>
+          <w:p>
+            <w:r>
+              <w:t>Farmer pic</w:t>
+            </w:r>
+          </w:p>
+        </w:tc>
+        <w:tc>
+          <w:tcPr>
+            <w:tcW w:w="2239" w:type="dxa"/>
+          </w:tcPr>
+          <w:p>
+            <w:r>
+              <w:t>https://unsplash.com/photos/green-tractor-on-brown-grass-field-under-blue-sky-during-daytime-dDc0vuVH_LU</w:t>
+            </w:r>
+          </w:p>
+        </w:tc>
+        <w:tc>
+          <w:tcPr>
+            <w:tcW w:w="2127" w:type="dxa"/>
+          </w:tcPr>
+          <w:p>
+            <w:r>
+              <w:t>22/04/2026</w:t>
+            </w:r>
+          </w:p>
+        </w:tc>
+      </w:tr>
+      <w:tr>
+        <w:tc>
+          <w:tcPr>
+            <w:tcW w:w="2293" w:type="dxa"/>
+          </w:tcPr>
+          <w:p>
+            <w:r>
+              <w:t>land-o-lakes-inc-JUivXruBs2U-unsplash</w:t>
+            </w:r>
+          </w:p>
+        </w:tc>
+        <w:tc>
+          <w:tcPr>
+            <w:tcW w:w="2357" w:type="dxa"/>
+          </w:tcPr>
+          <w:p>
+            <w:r>
+              <w:t>Farmer pic</w:t>
+            </w:r>
+          </w:p>
+        </w:tc>
+        <w:tc>
+          <w:tcPr>
+            <w:tcW w:w="2239" w:type="dxa"/>
+          </w:tcPr>
+          <w:p>
+            <w:r>
+              <w:t>https://unsplash.com/photos/two-people-working-with-a-laptop-outside-greenhouse-JUivXruBs2U</w:t>
+            </w:r>
+          </w:p>
         </w:tc>
         <w:tc>
           <w:tcPr>
@@ -1979,6 +1978,23 @@
 </file>
 
 <file path=customXml/item1.xml><?xml version="1.0" encoding="utf-8"?>
+<p:properties xmlns:p="http://schemas.microsoft.com/office/2006/metadata/properties" xmlns:xsi="http://www.w3.org/2001/XMLSchema-instance" xmlns:pc="http://schemas.microsoft.com/office/infopath/2007/PartnerControls">
+  <documentManagement>
+    <_activity xmlns="0399ea55-a39e-4834-8b03-d5f211c695e6" xsi:nil="true"/>
+  </documentManagement>
+</p:properties>
+</file>
+
+<file path=customXml/item2.xml><?xml version="1.0" encoding="utf-8"?>
+<?mso-contentType ?>
+<FormTemplates xmlns="http://schemas.microsoft.com/sharepoint/v3/contenttype/forms">
+  <Display>DocumentLibraryForm</Display>
+  <Edit>DocumentLibraryForm</Edit>
+  <New>DocumentLibraryForm</New>
+</FormTemplates>
+</file>
+
+<file path=customXml/item3.xml><?xml version="1.0" encoding="utf-8"?>
 <ct:contentTypeSchema xmlns:ct="http://schemas.microsoft.com/office/2006/metadata/contentType" xmlns:ma="http://schemas.microsoft.com/office/2006/metadata/properties/metaAttributes" ct:_="" ma:_="" ma:contentTypeName="Document" ma:contentTypeID="0x010100EADD39FE071D564795067ADFDB96A36A" ma:contentTypeVersion="12" ma:contentTypeDescription="Create a new document." ma:contentTypeScope="" ma:versionID="601d1b4d945d0c9a55291ad80f61d22b">
   <xsd:schema xmlns:xsd="http://www.w3.org/2001/XMLSchema" xmlns:xs="http://www.w3.org/2001/XMLSchema" xmlns:p="http://schemas.microsoft.com/office/2006/metadata/properties" xmlns:ns3="0399ea55-a39e-4834-8b03-d5f211c695e6" xmlns:ns4="e0aebca0-090b-4af8-98ba-5797179d3e9a" targetNamespace="http://schemas.microsoft.com/office/2006/metadata/properties" ma:root="true" ma:fieldsID="0c887386b52159122614a3b5111147d5" ns3:_="" ns4:_="">
     <xsd:import namespace="0399ea55-a39e-4834-8b03-d5f211c695e6"/>
@@ -2195,24 +2211,25 @@
 </ct:contentTypeSchema>
 </file>
 
-<file path=customXml/item2.xml><?xml version="1.0" encoding="utf-8"?>
-<?mso-contentType ?>
-<FormTemplates xmlns="http://schemas.microsoft.com/sharepoint/v3/contenttype/forms">
-  <Display>DocumentLibraryForm</Display>
-  <Edit>DocumentLibraryForm</Edit>
-  <New>DocumentLibraryForm</New>
-</FormTemplates>
+<file path=customXml/itemProps1.xml><?xml version="1.0" encoding="utf-8"?>
+<ds:datastoreItem xmlns:ds="http://schemas.openxmlformats.org/officeDocument/2006/customXml" ds:itemID="{AE2A3185-8767-4878-A81A-1057B66FE33B}">
+  <ds:schemaRefs>
+    <ds:schemaRef ds:uri="http://schemas.microsoft.com/office/2006/metadata/properties"/>
+    <ds:schemaRef ds:uri="http://schemas.microsoft.com/office/infopath/2007/PartnerControls"/>
+    <ds:schemaRef ds:uri="0399ea55-a39e-4834-8b03-d5f211c695e6"/>
+  </ds:schemaRefs>
+</ds:datastoreItem>
 </file>
 
-<file path=customXml/item3.xml><?xml version="1.0" encoding="utf-8"?>
-<p:properties xmlns:p="http://schemas.microsoft.com/office/2006/metadata/properties" xmlns:xsi="http://www.w3.org/2001/XMLSchema-instance" xmlns:pc="http://schemas.microsoft.com/office/infopath/2007/PartnerControls">
-  <documentManagement>
-    <_activity xmlns="0399ea55-a39e-4834-8b03-d5f211c695e6" xsi:nil="true"/>
-  </documentManagement>
-</p:properties>
+<file path=customXml/itemProps2.xml><?xml version="1.0" encoding="utf-8"?>
+<ds:datastoreItem xmlns:ds="http://schemas.openxmlformats.org/officeDocument/2006/customXml" ds:itemID="{3441B2CD-F419-4D65-A176-7B50779636CA}">
+  <ds:schemaRefs>
+    <ds:schemaRef ds:uri="http://schemas.microsoft.com/sharepoint/v3/contenttype/forms"/>
+  </ds:schemaRefs>
+</ds:datastoreItem>
 </file>
 
-<file path=customXml/itemProps1.xml><?xml version="1.0" encoding="utf-8"?>
+<file path=customXml/itemProps3.xml><?xml version="1.0" encoding="utf-8"?>
 <ds:datastoreItem xmlns:ds="http://schemas.openxmlformats.org/officeDocument/2006/customXml" ds:itemID="{0A7DAF46-8D23-4A90-AFCB-8194C757CEAB}">
   <ds:schemaRefs>
     <ds:schemaRef ds:uri="http://schemas.microsoft.com/office/2006/metadata/contentType"/>
@@ -2229,22 +2246,4 @@
     <ds:schemaRef ds:uri="http://schemas.microsoft.com/internal/obd"/>
   </ds:schemaRefs>
 </ds:datastoreItem>
-</file>
-
-<file path=customXml/itemProps2.xml><?xml version="1.0" encoding="utf-8"?>
-<ds:datastoreItem xmlns:ds="http://schemas.openxmlformats.org/officeDocument/2006/customXml" ds:itemID="{3441B2CD-F419-4D65-A176-7B50779636CA}">
-  <ds:schemaRefs>
-    <ds:schemaRef ds:uri="http://schemas.microsoft.com/sharepoint/v3/contenttype/forms"/>
-  </ds:schemaRefs>
-</ds:datastoreItem>
-</file>
-
-<file path=customXml/itemProps3.xml><?xml version="1.0" encoding="utf-8"?>
-<ds:datastoreItem xmlns:ds="http://schemas.openxmlformats.org/officeDocument/2006/customXml" ds:itemID="{AE2A3185-8767-4878-A81A-1057B66FE33B}">
-  <ds:schemaRefs>
-    <ds:schemaRef ds:uri="http://schemas.microsoft.com/office/2006/metadata/properties"/>
-    <ds:schemaRef ds:uri="http://schemas.microsoft.com/office/infopath/2007/PartnerControls"/>
-    <ds:schemaRef ds:uri="0399ea55-a39e-4834-8b03-d5f211c695e6"/>
-  </ds:schemaRefs>
-</ds:datastoreItem>
 </file>